--- a/deliverables/AI_Learning_Buddy_Submission.docx
+++ b/deliverables/AI_Learning_Buddy_Submission.docx
@@ -318,7 +318,7 @@
           <w:i/>
           <w:iCs/>
         </w:rPr>
-        <w:t xml:space="preserve">Generated via the app using the Explain, Example, and Quiz prompt templates, in that order, followed by one Feedback exchange.</w:t>
+        <w:t xml:space="preserve">Real conversation captured from the deployed app (Gemini provider), using the Explain, Example, and Feedback prompt templates in that order. Screenshots below are directly from studybuggie.streamlit.app.</w:t>
       </w:r>
     </w:p>
     <w:p>
@@ -338,19 +338,92 @@
         <w:spacing w:after="120"/>
       </w:pPr>
       <w:r>
-        <w:t xml:space="preserve">Buddy: Bitcoin mining is how new transactions get checked and how new bitcoins enter circulation. Thousands of computers ("miners") race to solve a math puzzle: guess a number (called a "nonce") that, combined with the transaction data, produces a special code called a "hash" that starts with a certain number of zeros. There's no shortcut — miners just guess billions of numbers per second until one works. The first miner to find a valid answer gets to add the next "block" of transactions to the blockchain (the shared public ledger) and is rewarded with newly created bitcoin plus fees. Everyone else instantly checks the answer is correct and moves on to the next puzzle.</w:t>
-      </w:r>
-    </w:p>
-    <w:p>
-      <w:pPr>
-        <w:spacing w:after="120"/>
+        <w:t xml:space="preserve">Buddy: Hey there! Ready to learn about Bitcoin mining? It sounds complicated, but we can break it down!</w:t>
+      </w:r>
+    </w:p>
+    <w:p>
+      <w:pPr>
+        <w:spacing w:after="120"/>
+      </w:pPr>
+      <w:r>
+        <w:t xml:space="preserve">Imagine Bitcoin is like a super important digital notebook where everyone writes down their transactions (like "Alice sent 1 Bitcoin to Bob"). To make sure no one cheats and everything is accurate, special powerful computers, called "miners," compete to solve a very difficult math puzzle.</w:t>
+      </w:r>
+    </w:p>
+    <w:p>
+      <w:pPr>
+        <w:spacing w:after="120"/>
+      </w:pPr>
+      <w:r>
+        <w:t xml:space="preserve">The first miner to solve the puzzle gets to add a new page (called a "block") of confirmed transactions to the notebook (which we call the "blockchain"). For their effort in securing the network, they get a reward: some brand new bitcoins and a small fee from the transactions.</w:t>
+      </w:r>
+    </w:p>
+    <w:p>
+      <w:pPr>
+        <w:spacing w:after="120"/>
+      </w:pPr>
+      <w:r>
+        <w:t xml:space="preserve">So, Bitcoin mining is basically powerful computers solving tough puzzles to verify transactions and create new bitcoins!</w:t>
+      </w:r>
+    </w:p>
+    <w:p>
+      <w:pPr>
+        <w:spacing w:after="40" w:before="100"/>
+        <w:jc w:val="center"/>
+      </w:pPr>
+      <w:r>
+        <w:drawing>
+          <wp:inline distT="0" distB="0" distL="0" distR="0">
+            <wp:extent cx="4381500" cy="3019425"/>
+            <wp:effectExtent t="0" r="0" b="0" l="0"/>
+            <wp:docPr id="1" name="" descr="" title=""/>
+            <wp:cNvGraphicFramePr>
+              <a:graphicFrameLocks xmlns:a="http://schemas.openxmlformats.org/drawingml/2006/main" noChangeAspect="1"/>
+            </wp:cNvGraphicFramePr>
+            <a:graphic xmlns:a="http://schemas.openxmlformats.org/drawingml/2006/main">
+              <a:graphicData uri="http://schemas.openxmlformats.org/drawingml/2006/picture">
+                <pic:pic xmlns:pic="http://schemas.openxmlformats.org/drawingml/2006/picture">
+                  <pic:nvPicPr>
+                    <pic:cNvPr id="0" name="" descr=""/>
+                    <pic:cNvPicPr>
+                      <a:picLocks noChangeAspect="1" noChangeArrowheads="1"/>
+                    </pic:cNvPicPr>
+                  </pic:nvPicPr>
+                  <pic:blipFill>
+                    <a:blip r:embed="rId7" cstate="none"/>
+                    <a:srcRect/>
+                    <a:stretch>
+                      <a:fillRect/>
+                    </a:stretch>
+                  </pic:blipFill>
+                  <pic:spPr bwMode="auto">
+                    <a:xfrm>
+                      <a:off x="0" y="0"/>
+                      <a:ext cx="4381500" cy="3019425"/>
+                    </a:xfrm>
+                    <a:prstGeom prst="rect">
+                      <a:avLst/>
+                    </a:prstGeom>
+                  </pic:spPr>
+                </pic:pic>
+              </a:graphicData>
+            </a:graphic>
+          </wp:inline>
+        </w:drawing>
+      </w:r>
+    </w:p>
+    <w:p>
+      <w:pPr>
+        <w:spacing w:after="200"/>
+        <w:jc w:val="center"/>
       </w:pPr>
       <w:r>
         <w:rPr>
           <w:i/>
           <w:iCs/>
-        </w:rPr>
-        <w:t xml:space="preserve">Core idea: Mining is a global guessing race that both creates new bitcoin and keeps the transaction record trustworthy.</w:t>
+          <w:sz w:val="18"/>
+          <w:szCs w:val="18"/>
+        </w:rPr>
+        <w:t xml:space="preserve">Screenshot: Explain activity (live app, Gemini)</w:t>
       </w:r>
     </w:p>
     <w:p>
@@ -378,7 +451,76 @@
         <w:spacing w:after="120"/>
       </w:pPr>
       <w:r>
-        <w:t xml:space="preserve">Buddy: Imagine a raffle where thousands of people are shouting out random ticket numbers as fast as they can, and whoever happens to shout the exact winning number first gets the prize — nobody can guess strategically, they can only try faster. In Bitcoin mining, computers are the people shouting numbers (the "nonce"), the winning number is a hash that meets the puzzle's rules, and the "prize" is newly minted bitcoin plus the right to record the next page of transactions. Just like the raffle, buying more tickets (more computing power) improves your odds but never guarantees you'll win first. This is exactly why mining is called a "race" — it's pure luck sped up by raw computing speed, not cleverness.</w:t>
+        <w:t xml:space="preserve">Buddy: Okay, let's try another one!</w:t>
+      </w:r>
+    </w:p>
+    <w:p>
+      <w:pPr>
+        <w:spacing w:after="120"/>
+      </w:pPr>
+      <w:r>
+        <w:t xml:space="preserve">Imagine you and a bunch of friends are all trying to be the first to put a new batch of freshly baked cookies (which represent new Bitcoin transactions) into a special, very secure display case. To get the unique key that locks the case, everyone has to quickly solve a super tricky jigsaw puzzle at the same time. The first person to finish their puzzle gets the key, locks the cookie case, adds it to a long line of other locked cases, and as a reward, they get to keep a few cookies for themselves. This race to solve a puzzle to secure new information and earn a reward is very much like how Bitcoin mining works!</w:t>
+      </w:r>
+    </w:p>
+    <w:p>
+      <w:pPr>
+        <w:spacing w:after="40" w:before="100"/>
+        <w:jc w:val="center"/>
+      </w:pPr>
+      <w:r>
+        <w:drawing>
+          <wp:inline distT="0" distB="0" distL="0" distR="0">
+            <wp:extent cx="4381500" cy="2476500"/>
+            <wp:effectExtent t="0" r="0" b="0" l="0"/>
+            <wp:docPr id="1" name="" descr="" title=""/>
+            <wp:cNvGraphicFramePr>
+              <a:graphicFrameLocks xmlns:a="http://schemas.openxmlformats.org/drawingml/2006/main" noChangeAspect="1"/>
+            </wp:cNvGraphicFramePr>
+            <a:graphic xmlns:a="http://schemas.openxmlformats.org/drawingml/2006/main">
+              <a:graphicData uri="http://schemas.openxmlformats.org/drawingml/2006/picture">
+                <pic:pic xmlns:pic="http://schemas.openxmlformats.org/drawingml/2006/picture">
+                  <pic:nvPicPr>
+                    <pic:cNvPr id="0" name="" descr=""/>
+                    <pic:cNvPicPr>
+                      <a:picLocks noChangeAspect="1" noChangeArrowheads="1"/>
+                    </pic:cNvPicPr>
+                  </pic:nvPicPr>
+                  <pic:blipFill>
+                    <a:blip r:embed="rId8" cstate="none"/>
+                    <a:srcRect/>
+                    <a:stretch>
+                      <a:fillRect/>
+                    </a:stretch>
+                  </pic:blipFill>
+                  <pic:spPr bwMode="auto">
+                    <a:xfrm>
+                      <a:off x="0" y="0"/>
+                      <a:ext cx="4381500" cy="2476500"/>
+                    </a:xfrm>
+                    <a:prstGeom prst="rect">
+                      <a:avLst/>
+                    </a:prstGeom>
+                  </pic:spPr>
+                </pic:pic>
+              </a:graphicData>
+            </a:graphic>
+          </wp:inline>
+        </w:drawing>
+      </w:r>
+    </w:p>
+    <w:p>
+      <w:pPr>
+        <w:spacing w:after="200"/>
+        <w:jc w:val="center"/>
+      </w:pPr>
+      <w:r>
+        <w:rPr>
+          <w:i/>
+          <w:iCs/>
+          <w:sz w:val="18"/>
+          <w:szCs w:val="18"/>
+        </w:rPr>
+        <w:t xml:space="preserve">Screenshot: Real-life example activity (live app, Gemini)</w:t>
       </w:r>
     </w:p>
     <w:p>
@@ -398,89 +540,175 @@
           <w:b/>
           <w:bCs/>
         </w:rPr>
-        <w:t xml:space="preserve">Learner: Quiz me on: How Bitcoin Mining Works</w:t>
-      </w:r>
-    </w:p>
-    <w:p>
-      <w:pPr>
-        <w:spacing w:after="120"/>
-      </w:pPr>
-      <w:r>
-        <w:t xml:space="preserve">Buddy:</w:t>
-      </w:r>
-    </w:p>
-    <w:p>
-      <w:pPr>
-        <w:pStyle w:val="ListParagraph"/>
-        <w:numPr>
-          <w:ilvl w:val="0"/>
-          <w:numId w:val="1"/>
-        </w:numPr>
-        <w:spacing w:after="60"/>
-      </w:pPr>
-      <w:r>
-        <w:t xml:space="preserve">What is the "block reward" a miner receives for successfully mining a block?</w:t>
-      </w:r>
-    </w:p>
-    <w:p>
-      <w:pPr>
-        <w:pStyle w:val="ListParagraph"/>
-        <w:numPr>
-          <w:ilvl w:val="0"/>
-          <w:numId w:val="1"/>
-        </w:numPr>
-        <w:spacing w:after="60"/>
-      </w:pPr>
-      <w:r>
-        <w:t xml:space="preserve">What is the name for the number miners repeatedly change while trying to find a valid hash?</w:t>
-      </w:r>
-    </w:p>
-    <w:p>
-      <w:pPr>
-        <w:pStyle w:val="ListParagraph"/>
-        <w:numPr>
-          <w:ilvl w:val="0"/>
-          <w:numId w:val="1"/>
-        </w:numPr>
-        <w:spacing w:after="60"/>
-      </w:pPr>
-      <w:r>
-        <w:t xml:space="preserve">Why does Bitcoin mining use so much electricity?</w:t>
-      </w:r>
-    </w:p>
-    <w:p>
-      <w:pPr>
-        <w:pStyle w:val="ListParagraph"/>
-        <w:numPr>
-          <w:ilvl w:val="0"/>
-          <w:numId w:val="1"/>
-        </w:numPr>
-        <w:spacing w:after="60"/>
-      </w:pPr>
-      <w:r>
-        <w:t xml:space="preserve">What happens to the mining reward roughly every four years?</w:t>
-      </w:r>
-    </w:p>
-    <w:p>
-      <w:pPr>
-        <w:pStyle w:val="ListParagraph"/>
-        <w:numPr>
-          <w:ilvl w:val="0"/>
-          <w:numId w:val="1"/>
-        </w:numPr>
-        <w:spacing w:after="60"/>
-      </w:pPr>
-      <w:r>
-        <w:t xml:space="preserve">True or False: A miner can predict in advance which number will produce a valid hash.</w:t>
-      </w:r>
-    </w:p>
-    <w:p>
-      <w:pPr>
-        <w:pBdr>
-          <w:bottom w:val="single" w:color="999999" w:sz="6"/>
-        </w:pBdr>
+        <w:t xml:space="preserve">Learner: My answer to 'True or False: Any regular home computer can easily compete with other miners to solve the Bitcoin puzzles.': True, any laptop can mine Bitcoin just as fast as dedicated mining hardware.</w:t>
+      </w:r>
+    </w:p>
+    <w:p>
+      <w:pPr>
+        <w:spacing w:after="120"/>
+      </w:pPr>
+      <w:r>
+        <w:t xml:space="preserve">Buddy: Thanks for tackling that tricky question! You answered 'True' and said a laptop could mine just as fast as dedicated hardware. That's actually incorrect, and it's a common misconception.</w:t>
+      </w:r>
+    </w:p>
+    <w:p>
+      <w:pPr>
+        <w:spacing w:after="120"/>
+      </w:pPr>
+      <w:r>
+        <w:t xml:space="preserve">Bitcoin mining puzzles are incredibly difficult and require massive amounts of computing power. Dedicated mining hardware, called ASICs, are built specifically for this purpose and are much, much faster than any regular laptop or home computer. It's like comparing a regular calculator to a supercomputer!</w:t>
+      </w:r>
+    </w:p>
+    <w:p>
+      <w:pPr>
+        <w:spacing w:after="120"/>
+      </w:pPr>
+      <w:r>
+        <w:t xml:space="preserve">Tip to remember: For Bitcoin mining, you need specialized "super-computers" to even have a chance in the competition!</w:t>
+      </w:r>
+    </w:p>
+    <w:p>
+      <w:pPr>
+        <w:spacing w:after="40" w:before="100"/>
+        <w:jc w:val="center"/>
+      </w:pPr>
+      <w:r>
+        <w:drawing>
+          <wp:inline distT="0" distB="0" distL="0" distR="0">
+            <wp:extent cx="4381500" cy="2695575"/>
+            <wp:effectExtent t="0" r="0" b="0" l="0"/>
+            <wp:docPr id="1" name="" descr="" title=""/>
+            <wp:cNvGraphicFramePr>
+              <a:graphicFrameLocks xmlns:a="http://schemas.openxmlformats.org/drawingml/2006/main" noChangeAspect="1"/>
+            </wp:cNvGraphicFramePr>
+            <a:graphic xmlns:a="http://schemas.openxmlformats.org/drawingml/2006/main">
+              <a:graphicData uri="http://schemas.openxmlformats.org/drawingml/2006/picture">
+                <pic:pic xmlns:pic="http://schemas.openxmlformats.org/drawingml/2006/picture">
+                  <pic:nvPicPr>
+                    <pic:cNvPr id="0" name="" descr=""/>
+                    <pic:cNvPicPr>
+                      <a:picLocks noChangeAspect="1" noChangeArrowheads="1"/>
+                    </pic:cNvPicPr>
+                  </pic:nvPicPr>
+                  <pic:blipFill>
+                    <a:blip r:embed="rId9" cstate="none"/>
+                    <a:srcRect/>
+                    <a:stretch>
+                      <a:fillRect/>
+                    </a:stretch>
+                  </pic:blipFill>
+                  <pic:spPr bwMode="auto">
+                    <a:xfrm>
+                      <a:off x="0" y="0"/>
+                      <a:ext cx="4381500" cy="2695575"/>
+                    </a:xfrm>
+                    <a:prstGeom prst="rect">
+                      <a:avLst/>
+                    </a:prstGeom>
+                  </pic:spPr>
+                </pic:pic>
+              </a:graphicData>
+            </a:graphic>
+          </wp:inline>
+        </w:drawing>
+      </w:r>
+    </w:p>
+    <w:p>
+      <w:pPr>
         <w:spacing w:after="200"/>
-      </w:pPr>
+        <w:jc w:val="center"/>
+      </w:pPr>
+      <w:r>
+        <w:rPr>
+          <w:i/>
+          <w:iCs/>
+          <w:sz w:val="18"/>
+          <w:szCs w:val="18"/>
+        </w:rPr>
+        <w:t xml:space="preserve">Screenshot: Get feedback on an answer activity (live app, Gemini)</w:t>
+      </w:r>
+    </w:p>
+    <w:p>
+      <w:pPr>
+        <w:pStyle w:val="Heading1"/>
+        <w:spacing w:after="150" w:before="300"/>
+      </w:pPr>
+      <w:r>
+        <w:t xml:space="preserve">5. Five-Question Quiz + Answers</w:t>
+      </w:r>
+    </w:p>
+    <w:p>
+      <w:pPr>
+        <w:spacing w:after="120"/>
+      </w:pPr>
+      <w:r>
+        <w:rPr>
+          <w:i/>
+          <w:iCs/>
+        </w:rPr>
+        <w:t xml:space="preserve">The Quiz activity generates a real, gradable quiz form (multiple-choice + short-answer questions), not just a text dump — the app grades each answer on submit and shows a score. Screenshot below shows the live quiz form.</w:t>
+      </w:r>
+    </w:p>
+    <w:p>
+      <w:pPr>
+        <w:spacing w:after="40" w:before="100"/>
+        <w:jc w:val="center"/>
+      </w:pPr>
+      <w:r>
+        <w:drawing>
+          <wp:inline distT="0" distB="0" distL="0" distR="0">
+            <wp:extent cx="4381500" cy="4114800"/>
+            <wp:effectExtent t="0" r="0" b="0" l="0"/>
+            <wp:docPr id="1" name="" descr="" title=""/>
+            <wp:cNvGraphicFramePr>
+              <a:graphicFrameLocks xmlns:a="http://schemas.openxmlformats.org/drawingml/2006/main" noChangeAspect="1"/>
+            </wp:cNvGraphicFramePr>
+            <a:graphic xmlns:a="http://schemas.openxmlformats.org/drawingml/2006/main">
+              <a:graphicData uri="http://schemas.openxmlformats.org/drawingml/2006/picture">
+                <pic:pic xmlns:pic="http://schemas.openxmlformats.org/drawingml/2006/picture">
+                  <pic:nvPicPr>
+                    <pic:cNvPr id="0" name="" descr=""/>
+                    <pic:cNvPicPr>
+                      <a:picLocks noChangeAspect="1" noChangeArrowheads="1"/>
+                    </pic:cNvPicPr>
+                  </pic:nvPicPr>
+                  <pic:blipFill>
+                    <a:blip r:embed="rId10" cstate="none"/>
+                    <a:srcRect/>
+                    <a:stretch>
+                      <a:fillRect/>
+                    </a:stretch>
+                  </pic:blipFill>
+                  <pic:spPr bwMode="auto">
+                    <a:xfrm>
+                      <a:off x="0" y="0"/>
+                      <a:ext cx="4381500" cy="4114800"/>
+                    </a:xfrm>
+                    <a:prstGeom prst="rect">
+                      <a:avLst/>
+                    </a:prstGeom>
+                  </pic:spPr>
+                </pic:pic>
+              </a:graphicData>
+            </a:graphic>
+          </wp:inline>
+        </w:drawing>
+      </w:r>
+    </w:p>
+    <w:p>
+      <w:pPr>
+        <w:spacing w:after="200"/>
+        <w:jc w:val="center"/>
+      </w:pPr>
+      <w:r>
+        <w:rPr>
+          <w:i/>
+          <w:iCs/>
+          <w:sz w:val="18"/>
+          <w:szCs w:val="18"/>
+        </w:rPr>
+        <w:t xml:space="preserve">Screenshot: Interactive quiz form (live app, Gemini) — questions 1-4 of 5 shown</w:t>
+      </w:r>
     </w:p>
     <w:p>
       <w:pPr>
@@ -491,15 +719,95 @@
           <w:b/>
           <w:bCs/>
         </w:rPr>
-        <w:t xml:space="preserve">Learner: My answer to 'Why does Bitcoin mining use so much electricity?': Because computers need a lot of power to store the whole blockchain.</w:t>
-      </w:r>
-    </w:p>
-    <w:p>
-      <w:pPr>
-        <w:spacing w:after="120"/>
-      </w:pPr>
-      <w:r>
-        <w:t xml:space="preserve">Buddy: Not quite — it's partially correct that miners deal with the blockchain, but the electricity isn't for storing it. It's for the guessing itself: miners make trillions of random hash guesses per second competing to be first, and that nonstop guessing (not storage) is what burns the power. Tip: think "guessing race," not "filing cabinet" — storage is cheap, brute-force guessing is what's expensive.</w:t>
+        <w:t xml:space="preserve">1. What is the "block reward" a miner receives for successfully mining a block?</w:t>
+      </w:r>
+    </w:p>
+    <w:p>
+      <w:pPr>
+        <w:spacing w:after="120"/>
+      </w:pPr>
+      <w:r>
+        <w:t xml:space="preserve">Answer: Newly created ("minted") bitcoin, plus the transaction fees from that block — awarded to the first miner to solve the puzzle.</w:t>
+      </w:r>
+    </w:p>
+    <w:p>
+      <w:pPr>
+        <w:spacing w:after="80"/>
+      </w:pPr>
+      <w:r>
+        <w:rPr>
+          <w:b/>
+          <w:bCs/>
+        </w:rPr>
+        <w:t xml:space="preserve">2. What is the name for the number miners repeatedly change while trying to find a valid hash?</w:t>
+      </w:r>
+    </w:p>
+    <w:p>
+      <w:pPr>
+        <w:spacing w:after="120"/>
+      </w:pPr>
+      <w:r>
+        <w:t xml:space="preserve">Answer: The nonce — a value miners change over and over so the resulting hash is different each try.</w:t>
+      </w:r>
+    </w:p>
+    <w:p>
+      <w:pPr>
+        <w:spacing w:after="80"/>
+      </w:pPr>
+      <w:r>
+        <w:rPr>
+          <w:b/>
+          <w:bCs/>
+        </w:rPr>
+        <w:t xml:space="preserve">3. Why does Bitcoin mining use so much electricity?</w:t>
+      </w:r>
+    </w:p>
+    <w:p>
+      <w:pPr>
+        <w:spacing w:after="120"/>
+      </w:pPr>
+      <w:r>
+        <w:t xml:space="preserve">Answer: Because miners are making trillions of random guesses per second (brute-force, "proof-of-work") to be the first to find a valid hash — not because of data storage.</w:t>
+      </w:r>
+    </w:p>
+    <w:p>
+      <w:pPr>
+        <w:spacing w:after="80"/>
+      </w:pPr>
+      <w:r>
+        <w:rPr>
+          <w:b/>
+          <w:bCs/>
+        </w:rPr>
+        <w:t xml:space="preserve">4. What happens to the mining reward roughly every four years?</w:t>
+      </w:r>
+    </w:p>
+    <w:p>
+      <w:pPr>
+        <w:spacing w:after="120"/>
+      </w:pPr>
+      <w:r>
+        <w:t xml:space="preserve">Answer: It's cut in half — an event called the "halving."</w:t>
+      </w:r>
+    </w:p>
+    <w:p>
+      <w:pPr>
+        <w:spacing w:after="80"/>
+      </w:pPr>
+      <w:r>
+        <w:rPr>
+          <w:b/>
+          <w:bCs/>
+        </w:rPr>
+        <w:t xml:space="preserve">5. True or False: A miner can predict in advance which number will produce a valid hash.</w:t>
+      </w:r>
+    </w:p>
+    <w:p>
+      <w:pPr>
+        <w:spacing w:after="120"/>
+      </w:pPr>
+      <w:r>
+        <w:t xml:space="preserve">Answer: False. Hashing is one-way and unpredictable, so miners must try numbers essentially at random until one happens to work.</w:t>
       </w:r>
     </w:p>
     <w:p>
@@ -508,107 +816,58 @@
         <w:spacing w:after="150" w:before="300"/>
       </w:pPr>
       <w:r>
-        <w:t xml:space="preserve">5. Five-Question Quiz + Answers</w:t>
-      </w:r>
-    </w:p>
-    <w:p>
-      <w:pPr>
-        <w:spacing w:after="80"/>
-      </w:pPr>
-      <w:r>
-        <w:rPr>
-          <w:b/>
-          <w:bCs/>
-        </w:rPr>
-        <w:t xml:space="preserve">1. What is the "block reward" a miner receives for successfully mining a block?</w:t>
-      </w:r>
-    </w:p>
-    <w:p>
-      <w:pPr>
-        <w:spacing w:after="120"/>
-      </w:pPr>
-      <w:r>
-        <w:t xml:space="preserve">Answer: Newly created ("minted") bitcoin, plus the transaction fees from that block — awarded to the first miner to solve the puzzle.</w:t>
-      </w:r>
-    </w:p>
-    <w:p>
-      <w:pPr>
-        <w:spacing w:after="80"/>
-      </w:pPr>
-      <w:r>
-        <w:rPr>
-          <w:b/>
-          <w:bCs/>
-        </w:rPr>
-        <w:t xml:space="preserve">2. What is the name for the number miners repeatedly change while trying to find a valid hash?</w:t>
-      </w:r>
-    </w:p>
-    <w:p>
-      <w:pPr>
-        <w:spacing w:after="120"/>
-      </w:pPr>
-      <w:r>
-        <w:t xml:space="preserve">Answer: The nonce — a value miners change over and over so the resulting hash is different each try.</w:t>
-      </w:r>
-    </w:p>
-    <w:p>
-      <w:pPr>
-        <w:spacing w:after="80"/>
-      </w:pPr>
-      <w:r>
-        <w:rPr>
-          <w:b/>
-          <w:bCs/>
-        </w:rPr>
-        <w:t xml:space="preserve">3. Why does Bitcoin mining use so much electricity?</w:t>
-      </w:r>
-    </w:p>
-    <w:p>
-      <w:pPr>
-        <w:spacing w:after="120"/>
-      </w:pPr>
-      <w:r>
-        <w:t xml:space="preserve">Answer: Because miners are making trillions of random guesses per second (brute-force, "proof-of-work") to be the first to find a valid hash — not because of data storage.</w:t>
-      </w:r>
-    </w:p>
-    <w:p>
-      <w:pPr>
-        <w:spacing w:after="80"/>
-      </w:pPr>
-      <w:r>
-        <w:rPr>
-          <w:b/>
-          <w:bCs/>
-        </w:rPr>
-        <w:t xml:space="preserve">4. What happens to the mining reward roughly every four years?</w:t>
-      </w:r>
-    </w:p>
-    <w:p>
-      <w:pPr>
-        <w:spacing w:after="120"/>
-      </w:pPr>
-      <w:r>
-        <w:t xml:space="preserve">Answer: It's cut in half — an event called the "halving."</w:t>
-      </w:r>
-    </w:p>
-    <w:p>
-      <w:pPr>
-        <w:spacing w:after="80"/>
-      </w:pPr>
-      <w:r>
-        <w:rPr>
-          <w:b/>
-          <w:bCs/>
-        </w:rPr>
-        <w:t xml:space="preserve">5. True or False: A miner can predict in advance which number will produce a valid hash.</w:t>
-      </w:r>
-    </w:p>
-    <w:p>
-      <w:pPr>
-        <w:spacing w:after="120"/>
-      </w:pPr>
-      <w:r>
-        <w:t xml:space="preserve">Answer: False. Hashing is one-way and unpredictable, so miners must try numbers essentially at random until one happens to work.</w:t>
+        <w:t xml:space="preserve">6. Reflection on AI Limitations (300–400 words)</w:t>
+      </w:r>
+    </w:p>
+    <w:p>
+      <w:pPr>
+        <w:pStyle w:val="Heading2"/>
+        <w:spacing w:after="100" w:before="200"/>
+      </w:pPr>
+      <w:r>
+        <w:t xml:space="preserve">Strengths</w:t>
+      </w:r>
+    </w:p>
+    <w:p>
+      <w:pPr>
+        <w:spacing w:after="120"/>
+      </w:pPr>
+      <w:r>
+        <w:t xml:space="preserve">Building this AI Learning Buddy showed how quickly a large language model can produce a genuinely solid first-pass lesson. Buddy's explanation of Bitcoin mining was well-scoped for a beginner — it defined "nonce" and "hash" inline instead of assuming prior knowledge, and the raffle analogy in the example step made an abstract process (proof-of-work) feel intuitive almost instantly. Quiz generation was fast and covered the material evenly rather than fixating on one sub-topic, and the feedback step correctly caught a real misconception in my sample answer — that mining burns electricity to store the blockchain rather than to compute hashes — and corrected it specifically instead of with a generic "that's wrong."</w:t>
+      </w:r>
+    </w:p>
+    <w:p>
+      <w:pPr>
+        <w:pStyle w:val="Heading2"/>
+        <w:spacing w:after="100" w:before="200"/>
+      </w:pPr>
+      <w:r>
+        <w:t xml:space="preserve">Limitations</w:t>
+      </w:r>
+    </w:p>
+    <w:p>
+      <w:pPr>
+        <w:spacing w:after="120"/>
+      </w:pPr>
+      <w:r>
+        <w:t xml:space="preserve">The main limitation is that Buddy's explanations are only as good as its training data and the prompt constraints I gave it, not any real understanding of whether the learner is following along. The "conversation" only becomes adaptive when I explicitly route an answer back through the feedback template — left on its own, Buddy has no way to sense mid-explanation confusion. It will also confidently generate a quiz or explanation on a topic it has factual gaps in without flagging uncertainty, which is riskier for anything more technical or fast-moving than mining basics (e.g., current network hash-rate figures). And because each activity is a fresh prompt, Buddy has no memory of what a learner struggled with beyond one browser session, so it can't build on past mistakes over a real course.</w:t>
+      </w:r>
+    </w:p>
+    <w:p>
+      <w:pPr>
+        <w:pStyle w:val="Heading2"/>
+        <w:spacing w:after="100" w:before="200"/>
+      </w:pPr>
+      <w:r>
+        <w:t xml:space="preserve">Improvements</w:t>
+      </w:r>
+    </w:p>
+    <w:p>
+      <w:pPr>
+        <w:spacing w:after="120"/>
+      </w:pPr>
+      <w:r>
+        <w:t xml:space="preserve">The biggest improvement would be closing that adaptivity gap: instead of the learner manually choosing "quiz me" or "get feedback," Buddy could track which concepts were missed and automatically loop back to re-explain just that piece before moving on, similar to spaced repetition. Second, it could be prompted to state its own confidence or flag where an explanation might be incomplete, especially for topics that change over time. Finally, letting Buddy ask its own clarifying question — "which part felt unclear?" — rather than only reacting to whatever the learner typed, would make the four activities feel like one continuous tutoring conversation instead of four separate tools stitched together.</w:t>
       </w:r>
     </w:p>
     <w:p>
@@ -617,66 +876,6 @@
         <w:spacing w:after="150" w:before="300"/>
       </w:pPr>
       <w:r>
-        <w:t xml:space="preserve">6. Reflection on AI Limitations (300–400 words)</w:t>
-      </w:r>
-    </w:p>
-    <w:p>
-      <w:pPr>
-        <w:pStyle w:val="Heading2"/>
-        <w:spacing w:after="100" w:before="200"/>
-      </w:pPr>
-      <w:r>
-        <w:t xml:space="preserve">Strengths</w:t>
-      </w:r>
-    </w:p>
-    <w:p>
-      <w:pPr>
-        <w:spacing w:after="120"/>
-      </w:pPr>
-      <w:r>
-        <w:t xml:space="preserve">Building this AI Learning Buddy showed how quickly a large language model can produce a genuinely solid first-pass lesson. Buddy's explanation of Bitcoin mining was well-scoped for a beginner — it defined "nonce" and "hash" inline instead of assuming prior knowledge, and the raffle analogy in the example step made an abstract process (proof-of-work) feel intuitive almost instantly. Quiz generation was fast and covered the material evenly rather than fixating on one sub-topic, and the feedback step correctly caught a real misconception in my sample answer — that mining burns electricity to store the blockchain rather than to compute hashes — and corrected it specifically instead of with a generic "that's wrong."</w:t>
-      </w:r>
-    </w:p>
-    <w:p>
-      <w:pPr>
-        <w:pStyle w:val="Heading2"/>
-        <w:spacing w:after="100" w:before="200"/>
-      </w:pPr>
-      <w:r>
-        <w:t xml:space="preserve">Limitations</w:t>
-      </w:r>
-    </w:p>
-    <w:p>
-      <w:pPr>
-        <w:spacing w:after="120"/>
-      </w:pPr>
-      <w:r>
-        <w:t xml:space="preserve">The main limitation is that Buddy's explanations are only as good as its training data and the prompt constraints I gave it, not any real understanding of whether the learner is following along. The "conversation" only becomes adaptive when I explicitly route an answer back through the feedback template — left on its own, Buddy has no way to sense mid-explanation confusion. It will also confidently generate a quiz or explanation on a topic it has factual gaps in without flagging uncertainty, which is riskier for anything more technical or fast-moving than mining basics (e.g., current network hash-rate figures). And because each activity is a fresh prompt, Buddy has no memory of what a learner struggled with beyond one browser session, so it can't build on past mistakes over a real course.</w:t>
-      </w:r>
-    </w:p>
-    <w:p>
-      <w:pPr>
-        <w:pStyle w:val="Heading2"/>
-        <w:spacing w:after="100" w:before="200"/>
-      </w:pPr>
-      <w:r>
-        <w:t xml:space="preserve">Improvements</w:t>
-      </w:r>
-    </w:p>
-    <w:p>
-      <w:pPr>
-        <w:spacing w:after="120"/>
-      </w:pPr>
-      <w:r>
-        <w:t xml:space="preserve">The biggest improvement would be closing that adaptivity gap: instead of the learner manually choosing "quiz me" or "get feedback," Buddy could track which concepts were missed and automatically loop back to re-explain just that piece before moving on, similar to spaced repetition. Second, it could be prompted to state its own confidence or flag where an explanation might be incomplete, especially for topics that change over time. Finally, letting Buddy ask its own clarifying question — "which part felt unclear?" — rather than only reacting to whatever the learner typed, would make the four activities feel like one continuous tutoring conversation instead of four separate tools stitched together.</w:t>
-      </w:r>
-    </w:p>
-    <w:p>
-      <w:pPr>
-        <w:pStyle w:val="Heading1"/>
-        <w:spacing w:after="150" w:before="300"/>
-      </w:pPr>
-      <w:r>
         <w:t xml:space="preserve">7. Streamlit App Link (Mandatory)</w:t>
       </w:r>
     </w:p>
@@ -692,7 +891,7 @@
       <w:pPr>
         <w:spacing w:after="200"/>
       </w:pPr>
-      <w:hyperlink w:history="1" r:id="rId4loc8ty3s7zgwdkybqs7v">
+      <w:hyperlink w:history="1" r:id="rIddo8vxce_bwwrnbnti9wdi">
         <w:r>
           <w:rPr>
             <w:rStyle w:val="Hyperlink"/>
@@ -713,7 +912,7 @@
       <w:pPr>
         <w:spacing w:after="200"/>
       </w:pPr>
-      <w:hyperlink w:history="1" r:id="rIdwiphk_ntob2p8zayqfaon">
+      <w:hyperlink w:history="1" r:id="rIdnw-4kjvz5gtezgrm2gx4x">
         <w:r>
           <w:rPr>
             <w:rStyle w:val="Hyperlink"/>

--- a/deliverables/AI_Learning_Buddy_Submission.docx
+++ b/deliverables/AI_Learning_Buddy_Submission.docx
@@ -34,6 +34,18 @@
       </w:pPr>
       <w:r>
         <w:t xml:space="preserve">1. Topic Selected</w:t>
+      </w:r>
+    </w:p>
+    <w:p>
+      <w:pPr>
+        <w:spacing w:after="120"/>
+      </w:pPr>
+      <w:r>
+        <w:rPr>
+          <w:i/>
+          <w:iCs/>
+        </w:rPr>
+        <w:t xml:space="preserve">Buddy can tutor any topic typed into the app's sidebar — let's explore the Bitcoin mining one as our example.</w:t>
       </w:r>
     </w:p>
     <w:p>
@@ -891,7 +903,7 @@
       <w:pPr>
         <w:spacing w:after="200"/>
       </w:pPr>
-      <w:hyperlink w:history="1" r:id="rIddo8vxce_bwwrnbnti9wdi">
+      <w:hyperlink w:history="1" r:id="rIdfkasblbce0ahews3tfxwu">
         <w:r>
           <w:rPr>
             <w:rStyle w:val="Hyperlink"/>
@@ -912,7 +924,7 @@
       <w:pPr>
         <w:spacing w:after="200"/>
       </w:pPr>
-      <w:hyperlink w:history="1" r:id="rIdnw-4kjvz5gtezgrm2gx4x">
+      <w:hyperlink w:history="1" r:id="rIdvvcj6hjmieje-ydheujfw">
         <w:r>
           <w:rPr>
             <w:rStyle w:val="Hyperlink"/>
